--- a/deliverables/video-2-slides/hit-final/Video_2_HIT_FINAL/SHORTS/Video_2_Short_2_Valuable_Here_Legible_Elsewhere.docx
+++ b/deliverables/video-2-slides/hit-final/Video_2_HIT_FINAL/SHORTS/Video_2_Short_2_Valuable_Here_Legible_Elsewhere.docx
@@ -14,7 +14,7 @@
           <w:color w:val="8A6D1E"/>
           <w:sz w:val="20"/>
         </w:rPr>
-        <w:t>VIDEO 2 SHORT  ·  v5.1</w:t>
+        <w:t>VIDEO 2 SHORT  ·  v5.1.1</w:t>
       </w:r>
     </w:p>
     <w:p>
@@ -134,7 +134,7 @@
           <w:color w:val="1A1A1A"/>
           <w:sz w:val="27"/>
         </w:rPr>
-        <w:t>Your organisation may depend on you because the undocumented history lives in your head. Because certain relationships run through you. Because you are the one who rescues the fragile process.</w:t>
+        <w:t>Your organization may depend on you because the undocumented history lives in your head. Because certain relationships run through you. Because you are the one who rescues the fragile process.</w:t>
       </w:r>
     </w:p>
     <w:p>
